--- a/1_Documentazione/Matteo/DiarioMatteo-30.05.docx
+++ b/1_Documentazione/Matteo/DiarioMatteo-30.05.docx
@@ -257,7 +257,7 @@
               <w:rPr>
                 <w:rFonts w:ascii="Arial" w:hAnsi="Arial" w:cs="Arial"/>
               </w:rPr>
-              <w:t>09</w:t>
+              <w:t>23</w:t>
             </w:r>
           </w:p>
         </w:tc>
@@ -3025,6 +3025,7 @@
     <w:rsid w:val="003F0392"/>
     <w:rsid w:val="003F527C"/>
     <w:rsid w:val="004079D1"/>
+    <w:rsid w:val="00416A32"/>
     <w:rsid w:val="00420C72"/>
     <w:rsid w:val="00427D95"/>
     <w:rsid w:val="00430989"/>
@@ -3177,7 +3178,6 @@
     <w:rsid w:val="00F4759F"/>
     <w:rsid w:val="00F47630"/>
     <w:rsid w:val="00F555F7"/>
-    <w:rsid w:val="00F5782F"/>
     <w:rsid w:val="00F57A2C"/>
     <w:rsid w:val="00F84C89"/>
     <w:rsid w:val="00FA27AC"/>
